--- a/lessons/4-5/downloads/reveal/teacher/4.5-guided-notes.docx
+++ b/lessons/4-5/downloads/reveal/teacher/4.5-guided-notes.docx
@@ -88,6 +88,7 @@
       <w:pPr>
         <w:keepNext/>
         <w:spacing w:before="0" w:after="10" w:line="240" w:lineRule="auto"/>
+        <w:outlineLvl w:val="0"/>
       </w:pPr>
       <w:r>
         <w:rPr>
@@ -123,7 +124,7 @@
           <w:sz w:val="15"/>
           <w:szCs w:val="15"/>
         </w:rPr>
-        <w:t xml:space="preserve">   ·   6.RP.A.3c</w:t>
+        <w:t xml:space="preserve">   ·   6.AT.4</w:t>
       </w:r>
     </w:p>
     <w:p>
@@ -136,6 +137,7 @@
           <w:tab w:val="right" w:pos="9504"/>
         </w:tabs>
         <w:spacing w:before="90" w:after="50" w:line="240" w:lineRule="auto"/>
+        <w:outlineLvl w:val="1"/>
       </w:pPr>
       <w:r>
         <w:rPr>
@@ -582,6 +584,7 @@
           <w:tab w:val="right" w:pos="9504"/>
         </w:tabs>
         <w:spacing w:before="90" w:after="50" w:line="240" w:lineRule="auto"/>
+        <w:outlineLvl w:val="1"/>
       </w:pPr>
       <w:r>
         <w:rPr>
@@ -792,6 +795,7 @@
           <w:tab w:val="right" w:pos="9504"/>
         </w:tabs>
         <w:spacing w:before="90" w:after="50" w:line="240" w:lineRule="auto"/>
+        <w:outlineLvl w:val="1"/>
       </w:pPr>
       <w:r>
         <w:rPr>
@@ -837,6 +841,46 @@
           <w:szCs w:val="19"/>
         </w:rPr>
         <w:t xml:space="preserve">24 stickers are 40% of a pack. How many stickers are in the whole pack?</w:t>
+      </w:r>
+    </w:p>
+    <w:p>
+      <w:pPr>
+        <w:keepNext/>
+        <w:spacing w:before="0" w:after="40" w:line="264" w:lineRule="auto"/>
+        <w:jc w:val="center"/>
+      </w:pPr>
+      <w:r>
+        <w:drawing>
+          <wp:inline distT="0" distB="0" distL="0" distR="0">
+            <wp:extent cx="2743200" cy="566530"/>
+            <wp:docPr id="1" name="Figure 1"/>
+            <a:graphic xmlns:a="http://schemas.openxmlformats.org/drawingml/2006/main">
+              <a:graphicData uri="http://schemas.openxmlformats.org/drawingml/2006/picture">
+                <pic:pic xmlns:pic="http://schemas.openxmlformats.org/drawingml/2006/picture">
+                  <pic:nvPicPr>
+                    <pic:cNvPr id="1" name="image1.png"/>
+                    <pic:cNvPicPr/>
+                  </pic:nvPicPr>
+                  <pic:blipFill>
+                    <a:blip r:embed="rIdImg1"/>
+                    <a:stretch>
+                      <a:fillRect/>
+                    </a:stretch>
+                  </pic:blipFill>
+                  <pic:spPr>
+                    <a:xfrm>
+                      <a:off x="0" y="0"/>
+                      <a:ext cx="2743200" cy="566530"/>
+                    </a:xfrm>
+                    <a:prstGeom prst="rect">
+                      <a:avLst/>
+                    </a:prstGeom>
+                  </pic:spPr>
+                </pic:pic>
+              </a:graphicData>
+            </a:graphic>
+          </wp:inline>
+        </w:drawing>
       </w:r>
     </w:p>
     <w:p>
@@ -1069,6 +1113,7 @@
           <w:tab w:val="right" w:pos="9504"/>
         </w:tabs>
         <w:spacing w:before="90" w:after="50" w:line="240" w:lineRule="auto"/>
+        <w:outlineLvl w:val="1"/>
       </w:pPr>
       <w:r>
         <w:rPr>
@@ -1153,8 +1198,8 @@
                 <w:rFonts w:ascii="Avenir Next" w:hAnsi="Avenir Next" w:cs="Avenir Next" w:eastAsia="Avenir Next"/>
                 <w:b/>
                 <w:color w:val="1A1A1A"/>
-                <w:sz w:val="20"/>
-                <w:szCs w:val="20"/>
+                <w:sz w:val="21"/>
+                <w:szCs w:val="21"/>
               </w:rPr>
               <w:t xml:space="preserve">1.</w:t>
             </w:r>
@@ -1162,8 +1207,8 @@
               <w:rPr>
                 <w:rFonts w:ascii="Avenir Next" w:hAnsi="Avenir Next" w:cs="Avenir Next" w:eastAsia="Avenir Next"/>
                 <w:color w:val="1A1A1A"/>
-                <w:sz w:val="20"/>
-                <w:szCs w:val="20"/>
+                <w:sz w:val="21"/>
+                <w:szCs w:val="21"/>
               </w:rPr>
               <w:tab/>
             </w:r>
@@ -1171,8 +1216,8 @@
               <w:rPr>
                 <w:rFonts w:ascii="Avenir Next" w:hAnsi="Avenir Next" w:cs="Avenir Next" w:eastAsia="Avenir Next"/>
                 <w:color w:val="1A1A1A"/>
-                <w:sz w:val="20"/>
-                <w:szCs w:val="20"/>
+                <w:sz w:val="21"/>
+                <w:szCs w:val="21"/>
               </w:rPr>
               <w:t xml:space="preserve">Find each whole.</w:t>
             </w:r>
@@ -1207,7 +1252,7 @@
             <w:tr>
               <w:trPr>
                 <w:cantSplit/>
-                <w:trHeight w:val="896" w:hRule="atLeast"/>
+                <w:trHeight w:val="448" w:hRule="atLeast"/>
               </w:trPr>
               <w:tc>
                 <w:tcPr>
@@ -1227,8 +1272,8 @@
                       <w:rFonts w:ascii="Avenir Next" w:hAnsi="Avenir Next" w:cs="Avenir Next" w:eastAsia="Avenir Next"/>
                       <w:b/>
                       <w:color w:val="003A70"/>
-                      <w:sz w:val="20"/>
-                      <w:szCs w:val="20"/>
+                      <w:sz w:val="21"/>
+                      <w:szCs w:val="21"/>
                     </w:rPr>
                     <w:t xml:space="preserve">a.</w:t>
                   </w:r>
@@ -1236,8 +1281,8 @@
                     <w:rPr>
                       <w:rFonts w:ascii="Avenir Next" w:hAnsi="Avenir Next" w:cs="Avenir Next" w:eastAsia="Avenir Next"/>
                       <w:color w:val="1A1A1A"/>
-                      <w:sz w:val="20"/>
-                      <w:szCs w:val="20"/>
+                      <w:sz w:val="21"/>
+                      <w:szCs w:val="21"/>
                     </w:rPr>
                     <w:tab/>
                   </w:r>
@@ -1245,8 +1290,8 @@
                     <w:rPr>
                       <w:rFonts w:ascii="Avenir Next" w:hAnsi="Avenir Next" w:cs="Avenir Next" w:eastAsia="Avenir Next"/>
                       <w:color w:val="1A1A1A"/>
-                      <w:sz w:val="20"/>
-                      <w:szCs w:val="20"/>
+                      <w:sz w:val="21"/>
+                      <w:szCs w:val="21"/>
                     </w:rPr>
                     <w:t xml:space="preserve">8 is 10% of</w:t>
                   </w:r>
@@ -1254,8 +1299,8 @@
                     <w:rPr>
                       <w:rFonts w:ascii="Avenir Next" w:hAnsi="Avenir Next" w:cs="Avenir Next" w:eastAsia="Avenir Next"/>
                       <w:color w:val="1A1A1A"/>
-                      <w:sz w:val="20"/>
-                      <w:szCs w:val="20"/>
+                      <w:sz w:val="21"/>
+                      <w:szCs w:val="21"/>
                     </w:rPr>
                     <w:t xml:space="preserve">  </w:t>
                   </w:r>
@@ -1263,8 +1308,8 @@
                     <w:rPr>
                       <w:rFonts w:ascii="Avenir Next" w:hAnsi="Avenir Next" w:cs="Avenir Next" w:eastAsia="Avenir Next"/>
                       <w:color w:val="1A1A1A"/>
-                      <w:sz w:val="20"/>
-                      <w:szCs w:val="20"/>
+                      <w:sz w:val="21"/>
+                      <w:szCs w:val="21"/>
                       <w:u w:val="single"/>
                     </w:rPr>
                     <w:t xml:space="preserve">              </w:t>
@@ -1289,8 +1334,8 @@
                       <w:rFonts w:ascii="Avenir Next" w:hAnsi="Avenir Next" w:cs="Avenir Next" w:eastAsia="Avenir Next"/>
                       <w:b/>
                       <w:color w:val="003A70"/>
-                      <w:sz w:val="20"/>
-                      <w:szCs w:val="20"/>
+                      <w:sz w:val="21"/>
+                      <w:szCs w:val="21"/>
                     </w:rPr>
                     <w:t xml:space="preserve">b.</w:t>
                   </w:r>
@@ -1298,8 +1343,8 @@
                     <w:rPr>
                       <w:rFonts w:ascii="Avenir Next" w:hAnsi="Avenir Next" w:cs="Avenir Next" w:eastAsia="Avenir Next"/>
                       <w:color w:val="1A1A1A"/>
-                      <w:sz w:val="20"/>
-                      <w:szCs w:val="20"/>
+                      <w:sz w:val="21"/>
+                      <w:szCs w:val="21"/>
                     </w:rPr>
                     <w:tab/>
                   </w:r>
@@ -1307,8 +1352,8 @@
                     <w:rPr>
                       <w:rFonts w:ascii="Avenir Next" w:hAnsi="Avenir Next" w:cs="Avenir Next" w:eastAsia="Avenir Next"/>
                       <w:color w:val="1A1A1A"/>
-                      <w:sz w:val="20"/>
-                      <w:szCs w:val="20"/>
+                      <w:sz w:val="21"/>
+                      <w:szCs w:val="21"/>
                     </w:rPr>
                     <w:t xml:space="preserve">15 is 25% of</w:t>
                   </w:r>
@@ -1316,8 +1361,8 @@
                     <w:rPr>
                       <w:rFonts w:ascii="Avenir Next" w:hAnsi="Avenir Next" w:cs="Avenir Next" w:eastAsia="Avenir Next"/>
                       <w:color w:val="1A1A1A"/>
-                      <w:sz w:val="20"/>
-                      <w:szCs w:val="20"/>
+                      <w:sz w:val="21"/>
+                      <w:szCs w:val="21"/>
                     </w:rPr>
                     <w:t xml:space="preserve">  </w:t>
                   </w:r>
@@ -1325,8 +1370,8 @@
                     <w:rPr>
                       <w:rFonts w:ascii="Avenir Next" w:hAnsi="Avenir Next" w:cs="Avenir Next" w:eastAsia="Avenir Next"/>
                       <w:color w:val="1A1A1A"/>
-                      <w:sz w:val="20"/>
-                      <w:szCs w:val="20"/>
+                      <w:sz w:val="21"/>
+                      <w:szCs w:val="21"/>
                       <w:u w:val="single"/>
                     </w:rPr>
                     <w:t xml:space="preserve">              </w:t>
@@ -1351,8 +1396,8 @@
                       <w:rFonts w:ascii="Avenir Next" w:hAnsi="Avenir Next" w:cs="Avenir Next" w:eastAsia="Avenir Next"/>
                       <w:b/>
                       <w:color w:val="003A70"/>
-                      <w:sz w:val="20"/>
-                      <w:szCs w:val="20"/>
+                      <w:sz w:val="21"/>
+                      <w:szCs w:val="21"/>
                     </w:rPr>
                     <w:t xml:space="preserve">c.</w:t>
                   </w:r>
@@ -1360,8 +1405,8 @@
                     <w:rPr>
                       <w:rFonts w:ascii="Avenir Next" w:hAnsi="Avenir Next" w:cs="Avenir Next" w:eastAsia="Avenir Next"/>
                       <w:color w:val="1A1A1A"/>
-                      <w:sz w:val="20"/>
-                      <w:szCs w:val="20"/>
+                      <w:sz w:val="21"/>
+                      <w:szCs w:val="21"/>
                     </w:rPr>
                     <w:tab/>
                   </w:r>
@@ -1369,8 +1414,8 @@
                     <w:rPr>
                       <w:rFonts w:ascii="Avenir Next" w:hAnsi="Avenir Next" w:cs="Avenir Next" w:eastAsia="Avenir Next"/>
                       <w:color w:val="1A1A1A"/>
-                      <w:sz w:val="20"/>
-                      <w:szCs w:val="20"/>
+                      <w:sz w:val="21"/>
+                      <w:szCs w:val="21"/>
                     </w:rPr>
                     <w:t xml:space="preserve">30 is 60% of</w:t>
                   </w:r>
@@ -1378,8 +1423,8 @@
                     <w:rPr>
                       <w:rFonts w:ascii="Avenir Next" w:hAnsi="Avenir Next" w:cs="Avenir Next" w:eastAsia="Avenir Next"/>
                       <w:color w:val="1A1A1A"/>
-                      <w:sz w:val="20"/>
-                      <w:szCs w:val="20"/>
+                      <w:sz w:val="21"/>
+                      <w:szCs w:val="21"/>
                     </w:rPr>
                     <w:t xml:space="preserve">  </w:t>
                   </w:r>
@@ -1387,8 +1432,8 @@
                     <w:rPr>
                       <w:rFonts w:ascii="Avenir Next" w:hAnsi="Avenir Next" w:cs="Avenir Next" w:eastAsia="Avenir Next"/>
                       <w:color w:val="1A1A1A"/>
-                      <w:sz w:val="20"/>
-                      <w:szCs w:val="20"/>
+                      <w:sz w:val="21"/>
+                      <w:szCs w:val="21"/>
                       <w:u w:val="single"/>
                     </w:rPr>
                     <w:t xml:space="preserve">              </w:t>
@@ -1462,8 +1507,8 @@
                 <w:rFonts w:ascii="Avenir Next" w:hAnsi="Avenir Next" w:cs="Avenir Next" w:eastAsia="Avenir Next"/>
                 <w:b/>
                 <w:color w:val="1A1A1A"/>
-                <w:sz w:val="20"/>
-                <w:szCs w:val="20"/>
+                <w:sz w:val="21"/>
+                <w:szCs w:val="21"/>
               </w:rPr>
               <w:t xml:space="preserve">2.</w:t>
             </w:r>
@@ -1471,8 +1516,8 @@
               <w:rPr>
                 <w:rFonts w:ascii="Avenir Next" w:hAnsi="Avenir Next" w:cs="Avenir Next" w:eastAsia="Avenir Next"/>
                 <w:color w:val="1A1A1A"/>
-                <w:sz w:val="20"/>
-                <w:szCs w:val="20"/>
+                <w:sz w:val="21"/>
+                <w:szCs w:val="21"/>
               </w:rPr>
               <w:tab/>
             </w:r>
@@ -1480,8 +1525,8 @@
               <w:rPr>
                 <w:rFonts w:ascii="Avenir Next" w:hAnsi="Avenir Next" w:cs="Avenir Next" w:eastAsia="Avenir Next"/>
                 <w:color w:val="1A1A1A"/>
-                <w:sz w:val="20"/>
-                <w:szCs w:val="20"/>
+                <w:sz w:val="21"/>
+                <w:szCs w:val="21"/>
               </w:rPr>
               <w:t xml:space="preserve">18 students ride the bus. That is 75% of the class. How many students are in the class?</w:t>
             </w:r>
@@ -1496,16 +1541,16 @@
               <w:drawing>
                 <wp:inline distT="0" distB="0" distL="0" distR="0">
                   <wp:extent cx="4023360" cy="868680"/>
-                  <wp:docPr id="1" name="Figure 1"/>
+                  <wp:docPr id="2" name="Figure 2"/>
                   <a:graphic xmlns:a="http://schemas.openxmlformats.org/drawingml/2006/main">
                     <a:graphicData uri="http://schemas.openxmlformats.org/drawingml/2006/picture">
                       <pic:pic xmlns:pic="http://schemas.openxmlformats.org/drawingml/2006/picture">
                         <pic:nvPicPr>
-                          <pic:cNvPr id="1" name="image1.png"/>
+                          <pic:cNvPr id="2" name="image2.png"/>
                           <pic:cNvPicPr/>
                         </pic:nvPicPr>
                         <pic:blipFill>
-                          <a:blip r:embed="rIdImg1"/>
+                          <a:blip r:embed="rIdImg2"/>
                           <a:stretch>
                             <a:fillRect/>
                           </a:stretch>
@@ -1581,6 +1626,7 @@
           <w:tab w:val="right" w:pos="9504"/>
         </w:tabs>
         <w:spacing w:before="90" w:after="50" w:line="240" w:lineRule="auto"/>
+        <w:outlineLvl w:val="1"/>
       </w:pPr>
       <w:r>
         <w:rPr>
@@ -1696,7 +1742,7 @@
       <w:tr>
         <w:trPr>
           <w:cantSplit/>
-          <w:trHeight w:val="500" w:hRule="atLeast"/>
+          <w:trHeight w:val="340" w:hRule="atLeast"/>
         </w:trPr>
         <w:tc>
           <w:tcPr>
@@ -1716,7 +1762,7 @@
       <w:tr>
         <w:trPr>
           <w:cantSplit/>
-          <w:trHeight w:val="500" w:hRule="atLeast"/>
+          <w:trHeight w:val="340" w:hRule="atLeast"/>
         </w:trPr>
         <w:tc>
           <w:tcPr>
@@ -1821,6 +1867,7 @@
       <w:pPr>
         <w:keepNext/>
         <w:spacing w:before="0" w:after="10" w:line="240" w:lineRule="auto"/>
+        <w:outlineLvl w:val="0"/>
       </w:pPr>
       <w:r>
         <w:rPr>
@@ -1856,7 +1903,7 @@
           <w:sz w:val="15"/>
           <w:szCs w:val="15"/>
         </w:rPr>
-        <w:t xml:space="preserve">   ·   6.RP.A.3c</w:t>
+        <w:t xml:space="preserve">   ·   6.AT.4</w:t>
       </w:r>
     </w:p>
     <w:p>
@@ -1869,6 +1916,7 @@
           <w:tab w:val="right" w:pos="9504"/>
         </w:tabs>
         <w:spacing w:before="90" w:after="50" w:line="240" w:lineRule="auto"/>
+        <w:outlineLvl w:val="1"/>
       </w:pPr>
       <w:r>
         <w:rPr>
@@ -2354,6 +2402,7 @@
           <w:tab w:val="right" w:pos="9504"/>
         </w:tabs>
         <w:spacing w:before="90" w:after="50" w:line="240" w:lineRule="auto"/>
+        <w:outlineLvl w:val="1"/>
       </w:pPr>
       <w:r>
         <w:rPr>
@@ -2583,6 +2632,7 @@
           <w:tab w:val="right" w:pos="9504"/>
         </w:tabs>
         <w:spacing w:before="90" w:after="50" w:line="240" w:lineRule="auto"/>
+        <w:outlineLvl w:val="1"/>
       </w:pPr>
       <w:r>
         <w:rPr>
@@ -2647,6 +2697,46 @@
           <w:szCs w:val="19"/>
         </w:rPr>
         <w:t xml:space="preserve">.</w:t>
+      </w:r>
+    </w:p>
+    <w:p>
+      <w:pPr>
+        <w:keepNext/>
+        <w:spacing w:before="0" w:after="40" w:line="264" w:lineRule="auto"/>
+        <w:jc w:val="center"/>
+      </w:pPr>
+      <w:r>
+        <w:drawing>
+          <wp:inline distT="0" distB="0" distL="0" distR="0">
+            <wp:extent cx="3291839" cy="651509"/>
+            <wp:docPr id="3" name="Figure 3"/>
+            <a:graphic xmlns:a="http://schemas.openxmlformats.org/drawingml/2006/main">
+              <a:graphicData uri="http://schemas.openxmlformats.org/drawingml/2006/picture">
+                <pic:pic xmlns:pic="http://schemas.openxmlformats.org/drawingml/2006/picture">
+                  <pic:nvPicPr>
+                    <pic:cNvPr id="3" name="image3.png"/>
+                    <pic:cNvPicPr/>
+                  </pic:nvPicPr>
+                  <pic:blipFill>
+                    <a:blip r:embed="rIdImg3"/>
+                    <a:stretch>
+                      <a:fillRect/>
+                    </a:stretch>
+                  </pic:blipFill>
+                  <pic:spPr>
+                    <a:xfrm>
+                      <a:off x="0" y="0"/>
+                      <a:ext cx="3291839" cy="651509"/>
+                    </a:xfrm>
+                    <a:prstGeom prst="rect">
+                      <a:avLst/>
+                    </a:prstGeom>
+                  </pic:spPr>
+                </pic:pic>
+              </a:graphicData>
+            </a:graphic>
+          </wp:inline>
+        </w:drawing>
       </w:r>
     </w:p>
     <w:p>
@@ -2890,6 +2980,7 @@
           <w:tab w:val="right" w:pos="9504"/>
         </w:tabs>
         <w:spacing w:before="90" w:after="50" w:line="240" w:lineRule="auto"/>
+        <w:outlineLvl w:val="1"/>
       </w:pPr>
       <w:r>
         <w:rPr>
@@ -2974,8 +3065,8 @@
                 <w:rFonts w:ascii="Avenir Next" w:hAnsi="Avenir Next" w:cs="Avenir Next" w:eastAsia="Avenir Next"/>
                 <w:b/>
                 <w:color w:val="1A1A1A"/>
-                <w:sz w:val="20"/>
-                <w:szCs w:val="20"/>
+                <w:sz w:val="21"/>
+                <w:szCs w:val="21"/>
               </w:rPr>
               <w:t xml:space="preserve">1.</w:t>
             </w:r>
@@ -2983,8 +3074,8 @@
               <w:rPr>
                 <w:rFonts w:ascii="Avenir Next" w:hAnsi="Avenir Next" w:cs="Avenir Next" w:eastAsia="Avenir Next"/>
                 <w:color w:val="1A1A1A"/>
-                <w:sz w:val="20"/>
-                <w:szCs w:val="20"/>
+                <w:sz w:val="21"/>
+                <w:szCs w:val="21"/>
               </w:rPr>
               <w:tab/>
             </w:r>
@@ -2992,8 +3083,8 @@
               <w:rPr>
                 <w:rFonts w:ascii="Avenir Next" w:hAnsi="Avenir Next" w:cs="Avenir Next" w:eastAsia="Avenir Next"/>
                 <w:color w:val="1A1A1A"/>
-                <w:sz w:val="20"/>
-                <w:szCs w:val="20"/>
+                <w:sz w:val="21"/>
+                <w:szCs w:val="21"/>
               </w:rPr>
               <w:t xml:space="preserve">Solve each equation for </w:t>
             </w:r>
@@ -3002,8 +3093,8 @@
                 <w:rFonts w:ascii="Avenir Next" w:hAnsi="Avenir Next" w:cs="Avenir Next" w:eastAsia="Avenir Next"/>
                 <w:i/>
                 <w:color w:val="1A1A1A"/>
-                <w:sz w:val="20"/>
-                <w:szCs w:val="20"/>
+                <w:sz w:val="21"/>
+                <w:szCs w:val="21"/>
               </w:rPr>
               <w:t xml:space="preserve">w</w:t>
             </w:r>
@@ -3011,8 +3102,8 @@
               <w:rPr>
                 <w:rFonts w:ascii="Avenir Next" w:hAnsi="Avenir Next" w:cs="Avenir Next" w:eastAsia="Avenir Next"/>
                 <w:color w:val="1A1A1A"/>
-                <w:sz w:val="20"/>
-                <w:szCs w:val="20"/>
+                <w:sz w:val="21"/>
+                <w:szCs w:val="21"/>
               </w:rPr>
               <w:t xml:space="preserve">.</w:t>
             </w:r>
@@ -3047,7 +3138,7 @@
             <w:tr>
               <w:trPr>
                 <w:cantSplit/>
-                <w:trHeight w:val="896" w:hRule="atLeast"/>
+                <w:trHeight w:val="448" w:hRule="atLeast"/>
               </w:trPr>
               <w:tc>
                 <w:tcPr>
@@ -3067,8 +3158,8 @@
                       <w:rFonts w:ascii="Avenir Next" w:hAnsi="Avenir Next" w:cs="Avenir Next" w:eastAsia="Avenir Next"/>
                       <w:b/>
                       <w:color w:val="003A70"/>
-                      <w:sz w:val="20"/>
-                      <w:szCs w:val="20"/>
+                      <w:sz w:val="21"/>
+                      <w:szCs w:val="21"/>
                     </w:rPr>
                     <w:t xml:space="preserve">a.</w:t>
                   </w:r>
@@ -3076,8 +3167,8 @@
                     <w:rPr>
                       <w:rFonts w:ascii="Avenir Next" w:hAnsi="Avenir Next" w:cs="Avenir Next" w:eastAsia="Avenir Next"/>
                       <w:color w:val="1A1A1A"/>
-                      <w:sz w:val="20"/>
-                      <w:szCs w:val="20"/>
+                      <w:sz w:val="21"/>
+                      <w:szCs w:val="21"/>
                     </w:rPr>
                     <w:tab/>
                   </w:r>
@@ -3085,8 +3176,8 @@
                     <w:rPr>
                       <w:rFonts w:ascii="Avenir Next" w:hAnsi="Avenir Next" w:cs="Avenir Next" w:eastAsia="Avenir Next"/>
                       <w:color w:val="1A1A1A"/>
-                      <w:sz w:val="20"/>
-                      <w:szCs w:val="20"/>
+                      <w:sz w:val="21"/>
+                      <w:szCs w:val="21"/>
                     </w:rPr>
                     <w:t xml:space="preserve">0.5 × </w:t>
                   </w:r>
@@ -3095,8 +3186,8 @@
                       <w:rFonts w:ascii="Avenir Next" w:hAnsi="Avenir Next" w:cs="Avenir Next" w:eastAsia="Avenir Next"/>
                       <w:i/>
                       <w:color w:val="1A1A1A"/>
-                      <w:sz w:val="20"/>
-                      <w:szCs w:val="20"/>
+                      <w:sz w:val="21"/>
+                      <w:szCs w:val="21"/>
                     </w:rPr>
                     <w:t xml:space="preserve">w</w:t>
                   </w:r>
@@ -3104,8 +3195,8 @@
                     <w:rPr>
                       <w:rFonts w:ascii="Avenir Next" w:hAnsi="Avenir Next" w:cs="Avenir Next" w:eastAsia="Avenir Next"/>
                       <w:color w:val="1A1A1A"/>
-                      <w:sz w:val="20"/>
-                      <w:szCs w:val="20"/>
+                      <w:sz w:val="21"/>
+                      <w:szCs w:val="21"/>
                     </w:rPr>
                     <w:t xml:space="preserve"> = 23</w:t>
                   </w:r>
@@ -3113,8 +3204,8 @@
                     <w:rPr>
                       <w:rFonts w:ascii="Avenir Next" w:hAnsi="Avenir Next" w:cs="Avenir Next" w:eastAsia="Avenir Next"/>
                       <w:color w:val="1A1A1A"/>
-                      <w:sz w:val="20"/>
-                      <w:szCs w:val="20"/>
+                      <w:sz w:val="21"/>
+                      <w:szCs w:val="21"/>
                     </w:rPr>
                     <w:t xml:space="preserve">  </w:t>
                   </w:r>
@@ -3122,8 +3213,8 @@
                     <w:rPr>
                       <w:rFonts w:ascii="Avenir Next" w:hAnsi="Avenir Next" w:cs="Avenir Next" w:eastAsia="Avenir Next"/>
                       <w:color w:val="1A1A1A"/>
-                      <w:sz w:val="20"/>
-                      <w:szCs w:val="20"/>
+                      <w:sz w:val="21"/>
+                      <w:szCs w:val="21"/>
                       <w:u w:val="single"/>
                     </w:rPr>
                     <w:t xml:space="preserve">              </w:t>
@@ -3148,8 +3239,8 @@
                       <w:rFonts w:ascii="Avenir Next" w:hAnsi="Avenir Next" w:cs="Avenir Next" w:eastAsia="Avenir Next"/>
                       <w:b/>
                       <w:color w:val="003A70"/>
-                      <w:sz w:val="20"/>
-                      <w:szCs w:val="20"/>
+                      <w:sz w:val="21"/>
+                      <w:szCs w:val="21"/>
                     </w:rPr>
                     <w:t xml:space="preserve">b.</w:t>
                   </w:r>
@@ -3157,8 +3248,8 @@
                     <w:rPr>
                       <w:rFonts w:ascii="Avenir Next" w:hAnsi="Avenir Next" w:cs="Avenir Next" w:eastAsia="Avenir Next"/>
                       <w:color w:val="1A1A1A"/>
-                      <w:sz w:val="20"/>
-                      <w:szCs w:val="20"/>
+                      <w:sz w:val="21"/>
+                      <w:szCs w:val="21"/>
                     </w:rPr>
                     <w:tab/>
                   </w:r>
@@ -3166,8 +3257,8 @@
                     <w:rPr>
                       <w:rFonts w:ascii="Avenir Next" w:hAnsi="Avenir Next" w:cs="Avenir Next" w:eastAsia="Avenir Next"/>
                       <w:color w:val="1A1A1A"/>
-                      <w:sz w:val="20"/>
-                      <w:szCs w:val="20"/>
+                      <w:sz w:val="21"/>
+                      <w:szCs w:val="21"/>
                     </w:rPr>
                     <w:t xml:space="preserve">0.2 × </w:t>
                   </w:r>
@@ -3176,8 +3267,8 @@
                       <w:rFonts w:ascii="Avenir Next" w:hAnsi="Avenir Next" w:cs="Avenir Next" w:eastAsia="Avenir Next"/>
                       <w:i/>
                       <w:color w:val="1A1A1A"/>
-                      <w:sz w:val="20"/>
-                      <w:szCs w:val="20"/>
+                      <w:sz w:val="21"/>
+                      <w:szCs w:val="21"/>
                     </w:rPr>
                     <w:t xml:space="preserve">w</w:t>
                   </w:r>
@@ -3185,8 +3276,8 @@
                     <w:rPr>
                       <w:rFonts w:ascii="Avenir Next" w:hAnsi="Avenir Next" w:cs="Avenir Next" w:eastAsia="Avenir Next"/>
                       <w:color w:val="1A1A1A"/>
-                      <w:sz w:val="20"/>
-                      <w:szCs w:val="20"/>
+                      <w:sz w:val="21"/>
+                      <w:szCs w:val="21"/>
                     </w:rPr>
                     <w:t xml:space="preserve"> = 9</w:t>
                   </w:r>
@@ -3194,8 +3285,8 @@
                     <w:rPr>
                       <w:rFonts w:ascii="Avenir Next" w:hAnsi="Avenir Next" w:cs="Avenir Next" w:eastAsia="Avenir Next"/>
                       <w:color w:val="1A1A1A"/>
-                      <w:sz w:val="20"/>
-                      <w:szCs w:val="20"/>
+                      <w:sz w:val="21"/>
+                      <w:szCs w:val="21"/>
                     </w:rPr>
                     <w:t xml:space="preserve">  </w:t>
                   </w:r>
@@ -3203,8 +3294,8 @@
                     <w:rPr>
                       <w:rFonts w:ascii="Avenir Next" w:hAnsi="Avenir Next" w:cs="Avenir Next" w:eastAsia="Avenir Next"/>
                       <w:color w:val="1A1A1A"/>
-                      <w:sz w:val="20"/>
-                      <w:szCs w:val="20"/>
+                      <w:sz w:val="21"/>
+                      <w:szCs w:val="21"/>
                       <w:u w:val="single"/>
                     </w:rPr>
                     <w:t xml:space="preserve">              </w:t>
@@ -3229,8 +3320,8 @@
                       <w:rFonts w:ascii="Avenir Next" w:hAnsi="Avenir Next" w:cs="Avenir Next" w:eastAsia="Avenir Next"/>
                       <w:b/>
                       <w:color w:val="003A70"/>
-                      <w:sz w:val="20"/>
-                      <w:szCs w:val="20"/>
+                      <w:sz w:val="21"/>
+                      <w:szCs w:val="21"/>
                     </w:rPr>
                     <w:t xml:space="preserve">c.</w:t>
                   </w:r>
@@ -3238,8 +3329,8 @@
                     <w:rPr>
                       <w:rFonts w:ascii="Avenir Next" w:hAnsi="Avenir Next" w:cs="Avenir Next" w:eastAsia="Avenir Next"/>
                       <w:color w:val="1A1A1A"/>
-                      <w:sz w:val="20"/>
-                      <w:szCs w:val="20"/>
+                      <w:sz w:val="21"/>
+                      <w:szCs w:val="21"/>
                     </w:rPr>
                     <w:tab/>
                   </w:r>
@@ -3247,8 +3338,8 @@
                     <w:rPr>
                       <w:rFonts w:ascii="Avenir Next" w:hAnsi="Avenir Next" w:cs="Avenir Next" w:eastAsia="Avenir Next"/>
                       <w:color w:val="1A1A1A"/>
-                      <w:sz w:val="20"/>
-                      <w:szCs w:val="20"/>
+                      <w:sz w:val="21"/>
+                      <w:szCs w:val="21"/>
                     </w:rPr>
                     <w:t xml:space="preserve">0.8 × </w:t>
                   </w:r>
@@ -3257,8 +3348,8 @@
                       <w:rFonts w:ascii="Avenir Next" w:hAnsi="Avenir Next" w:cs="Avenir Next" w:eastAsia="Avenir Next"/>
                       <w:i/>
                       <w:color w:val="1A1A1A"/>
-                      <w:sz w:val="20"/>
-                      <w:szCs w:val="20"/>
+                      <w:sz w:val="21"/>
+                      <w:szCs w:val="21"/>
                     </w:rPr>
                     <w:t xml:space="preserve">w</w:t>
                   </w:r>
@@ -3266,8 +3357,8 @@
                     <w:rPr>
                       <w:rFonts w:ascii="Avenir Next" w:hAnsi="Avenir Next" w:cs="Avenir Next" w:eastAsia="Avenir Next"/>
                       <w:color w:val="1A1A1A"/>
-                      <w:sz w:val="20"/>
-                      <w:szCs w:val="20"/>
+                      <w:sz w:val="21"/>
+                      <w:szCs w:val="21"/>
                     </w:rPr>
                     <w:t xml:space="preserve"> = 40</w:t>
                   </w:r>
@@ -3275,8 +3366,8 @@
                     <w:rPr>
                       <w:rFonts w:ascii="Avenir Next" w:hAnsi="Avenir Next" w:cs="Avenir Next" w:eastAsia="Avenir Next"/>
                       <w:color w:val="1A1A1A"/>
-                      <w:sz w:val="20"/>
-                      <w:szCs w:val="20"/>
+                      <w:sz w:val="21"/>
+                      <w:szCs w:val="21"/>
                     </w:rPr>
                     <w:t xml:space="preserve">  </w:t>
                   </w:r>
@@ -3284,8 +3375,8 @@
                     <w:rPr>
                       <w:rFonts w:ascii="Avenir Next" w:hAnsi="Avenir Next" w:cs="Avenir Next" w:eastAsia="Avenir Next"/>
                       <w:color w:val="1A1A1A"/>
-                      <w:sz w:val="20"/>
-                      <w:szCs w:val="20"/>
+                      <w:sz w:val="21"/>
+                      <w:szCs w:val="21"/>
                       <w:u w:val="single"/>
                     </w:rPr>
                     <w:t xml:space="preserve">              </w:t>
@@ -3359,8 +3450,8 @@
                 <w:rFonts w:ascii="Avenir Next" w:hAnsi="Avenir Next" w:cs="Avenir Next" w:eastAsia="Avenir Next"/>
                 <w:b/>
                 <w:color w:val="1A1A1A"/>
-                <w:sz w:val="20"/>
-                <w:szCs w:val="20"/>
+                <w:sz w:val="21"/>
+                <w:szCs w:val="21"/>
               </w:rPr>
               <w:t xml:space="preserve">2.</w:t>
             </w:r>
@@ -3368,8 +3459,8 @@
               <w:rPr>
                 <w:rFonts w:ascii="Avenir Next" w:hAnsi="Avenir Next" w:cs="Avenir Next" w:eastAsia="Avenir Next"/>
                 <w:color w:val="1A1A1A"/>
-                <w:sz w:val="20"/>
-                <w:szCs w:val="20"/>
+                <w:sz w:val="21"/>
+                <w:szCs w:val="21"/>
               </w:rPr>
               <w:tab/>
             </w:r>
@@ -3377,10 +3468,124 @@
               <w:rPr>
                 <w:rFonts w:ascii="Avenir Next" w:hAnsi="Avenir Next" w:cs="Avenir Next" w:eastAsia="Avenir Next"/>
                 <w:color w:val="1A1A1A"/>
-                <w:sz w:val="20"/>
-                <w:szCs w:val="20"/>
-              </w:rPr>
-              <w:t xml:space="preserve">A tip of $7.20 is 15% of a bill. Write an equation and find the bill.</w:t>
+                <w:sz w:val="21"/>
+                <w:szCs w:val="21"/>
+              </w:rPr>
+              <w:t xml:space="preserve">A tip of $7.20 is 15% of a bill. Find the bill.</w:t>
+            </w:r>
+          </w:p>
+          <w:p>
+            <w:pPr>
+              <w:keepNext/>
+              <w:tabs>
+                <w:tab w:val="left" w:pos="772"/>
+              </w:tabs>
+              <w:spacing w:before="0" w:after="60" w:line="276" w:lineRule="auto"/>
+              <w:ind w:left="772" w:hanging="340"/>
+            </w:pPr>
+            <w:r>
+              <w:rPr>
+                <w:rFonts w:ascii="Avenir Next" w:hAnsi="Avenir Next" w:cs="Avenir Next" w:eastAsia="Avenir Next"/>
+                <w:b/>
+                <w:color w:val="003A70"/>
+                <w:sz w:val="21"/>
+                <w:szCs w:val="21"/>
+              </w:rPr>
+              <w:t xml:space="preserve">a.</w:t>
+            </w:r>
+            <w:r>
+              <w:rPr>
+                <w:rFonts w:ascii="Avenir Next" w:hAnsi="Avenir Next" w:cs="Avenir Next" w:eastAsia="Avenir Next"/>
+                <w:color w:val="1A1A1A"/>
+                <w:sz w:val="21"/>
+                <w:szCs w:val="21"/>
+              </w:rPr>
+              <w:tab/>
+            </w:r>
+            <w:r>
+              <w:rPr>
+                <w:rFonts w:ascii="Avenir Next" w:hAnsi="Avenir Next" w:cs="Avenir Next" w:eastAsia="Avenir Next"/>
+                <w:color w:val="1A1A1A"/>
+                <w:sz w:val="21"/>
+                <w:szCs w:val="21"/>
+              </w:rPr>
+              <w:t xml:space="preserve">Equation:</w:t>
+            </w:r>
+            <w:r>
+              <w:rPr>
+                <w:rFonts w:ascii="Avenir Next" w:hAnsi="Avenir Next" w:cs="Avenir Next" w:eastAsia="Avenir Next"/>
+                <w:color w:val="1A1A1A"/>
+                <w:sz w:val="21"/>
+                <w:szCs w:val="21"/>
+              </w:rPr>
+              <w:t xml:space="preserve">  </w:t>
+            </w:r>
+            <w:r>
+              <w:rPr>
+                <w:rFonts w:ascii="Avenir Next" w:hAnsi="Avenir Next" w:cs="Avenir Next" w:eastAsia="Avenir Next"/>
+                <w:color w:val="1A1A1A"/>
+                <w:sz w:val="21"/>
+                <w:szCs w:val="21"/>
+                <w:u w:val="single"/>
+              </w:rPr>
+              <w:t xml:space="preserve">                      </w:t>
+            </w:r>
+          </w:p>
+          <w:p>
+            <w:pPr>
+              <w:keepNext/>
+              <w:tabs>
+                <w:tab w:val="left" w:pos="772"/>
+              </w:tabs>
+              <w:spacing w:before="0" w:after="60" w:line="276" w:lineRule="auto"/>
+              <w:ind w:left="772" w:hanging="340"/>
+            </w:pPr>
+            <w:r>
+              <w:rPr>
+                <w:rFonts w:ascii="Avenir Next" w:hAnsi="Avenir Next" w:cs="Avenir Next" w:eastAsia="Avenir Next"/>
+                <w:b/>
+                <w:color w:val="003A70"/>
+                <w:sz w:val="21"/>
+                <w:szCs w:val="21"/>
+              </w:rPr>
+              <w:t xml:space="preserve">b.</w:t>
+            </w:r>
+            <w:r>
+              <w:rPr>
+                <w:rFonts w:ascii="Avenir Next" w:hAnsi="Avenir Next" w:cs="Avenir Next" w:eastAsia="Avenir Next"/>
+                <w:color w:val="1A1A1A"/>
+                <w:sz w:val="21"/>
+                <w:szCs w:val="21"/>
+              </w:rPr>
+              <w:tab/>
+            </w:r>
+            <w:r>
+              <w:rPr>
+                <w:rFonts w:ascii="Avenir Next" w:hAnsi="Avenir Next" w:cs="Avenir Next" w:eastAsia="Avenir Next"/>
+                <w:color w:val="1A1A1A"/>
+                <w:sz w:val="21"/>
+                <w:szCs w:val="21"/>
+              </w:rPr>
+              <w:t xml:space="preserve">Bill: $</w:t>
+            </w:r>
+            <w:r>
+              <w:rPr>
+                <w:rFonts w:ascii="Avenir Next" w:hAnsi="Avenir Next" w:cs="Avenir Next" w:eastAsia="Avenir Next"/>
+                <w:color w:val="1A1A1A"/>
+                <w:sz w:val="21"/>
+                <w:szCs w:val="21"/>
+              </w:rPr>
+              <w:t xml:space="preserve">  </w:t>
+            </w:r>
+            <w:r>
+              <w:rPr>
+                <w:rFonts w:ascii="Avenir Next" w:hAnsi="Avenir Next" w:cs="Avenir Next" w:eastAsia="Avenir Next"/>
+                <w:color w:val="1A1A1A"/>
+                <w:sz w:val="21"/>
+                <w:szCs w:val="21"/>
+                <w:u w:val="single"/>
+              </w:rPr>
+              <w:t xml:space="preserve">                      </w:t>
             </w:r>
           </w:p>
           <w:p>
@@ -3416,7 +3621,7 @@
             <w:tr>
               <w:trPr>
                 <w:cantSplit/>
-                <w:trHeight w:val="1312" w:hRule="atLeast"/>
+                <w:trHeight w:val="600" w:hRule="atLeast"/>
               </w:trPr>
               <w:tc>
                 <w:tcPr>
@@ -3443,31 +3648,8 @@
           </w:tbl>
           <w:p>
             <w:pPr>
-              <w:tabs>
-                <w:tab w:val="right" w:leader="underscore" w:pos="9504"/>
-              </w:tabs>
-              <w:spacing w:before="90" w:after="40" w:line="264" w:lineRule="auto"/>
-              <w:ind w:left="432"/>
-            </w:pPr>
-            <w:r>
-              <w:rPr>
-                <w:rFonts w:ascii="Avenir Next" w:hAnsi="Avenir Next" w:cs="Avenir Next" w:eastAsia="Avenir Next"/>
-                <w:b/>
-                <w:color w:val="1A1A1A"/>
-                <w:sz w:val="18"/>
-                <w:szCs w:val="18"/>
-              </w:rPr>
-              <w:t xml:space="preserve">Equation, bill</w:t>
-            </w:r>
-            <w:r>
-              <w:rPr>
-                <w:rFonts w:ascii="Avenir Next" w:hAnsi="Avenir Next" w:cs="Avenir Next" w:eastAsia="Avenir Next"/>
-                <w:color w:val="1A1A1A"/>
-                <w:sz w:val="18"/>
-                <w:szCs w:val="18"/>
-              </w:rPr>
-              <w:tab/>
-            </w:r>
+              <w:spacing w:before="0" w:after="0" w:line="24" w:lineRule="auto"/>
+            </w:pPr>
           </w:p>
         </w:tc>
       </w:tr>
@@ -3487,6 +3669,7 @@
           <w:tab w:val="right" w:pos="9504"/>
         </w:tabs>
         <w:spacing w:before="90" w:after="50" w:line="240" w:lineRule="auto"/>
+        <w:outlineLvl w:val="1"/>
       </w:pPr>
       <w:r>
         <w:rPr>
@@ -3582,7 +3765,7 @@
       <w:tr>
         <w:trPr>
           <w:cantSplit/>
-          <w:trHeight w:val="500" w:hRule="atLeast"/>
+          <w:trHeight w:val="340" w:hRule="atLeast"/>
         </w:trPr>
         <w:tc>
           <w:tcPr>
@@ -3602,7 +3785,7 @@
       <w:tr>
         <w:trPr>
           <w:cantSplit/>
-          <w:trHeight w:val="500" w:hRule="atLeast"/>
+          <w:trHeight w:val="340" w:hRule="atLeast"/>
         </w:trPr>
         <w:tc>
           <w:tcPr>
@@ -3620,6 +3803,960 @@
         </w:tc>
       </w:tr>
     </w:tbl>
+    <w:p>
+      <w:pPr>
+        <w:pageBreakBefore/>
+        <w:tabs>
+          <w:tab w:val="left" w:leader="underscore" w:pos="4700"/>
+          <w:tab w:val="left" w:leader="underscore" w:pos="7250"/>
+          <w:tab w:val="right" w:leader="underscore" w:pos="9504"/>
+        </w:tabs>
+        <w:spacing w:before="0" w:after="90" w:line="269" w:lineRule="auto"/>
+      </w:pPr>
+      <w:r>
+        <w:rPr>
+          <w:rFonts w:ascii="Avenir Next" w:hAnsi="Avenir Next" w:cs="Avenir Next" w:eastAsia="Avenir Next"/>
+          <w:color w:val="1A1A1A"/>
+          <w:sz w:val="20"/>
+          <w:szCs w:val="20"/>
+        </w:rPr>
+        <w:t xml:space="preserve">Name</w:t>
+      </w:r>
+      <w:r>
+        <w:rPr>
+          <w:rFonts w:ascii="Avenir Next" w:hAnsi="Avenir Next" w:cs="Avenir Next" w:eastAsia="Avenir Next"/>
+          <w:color w:val="1A1A1A"/>
+          <w:sz w:val="20"/>
+          <w:szCs w:val="20"/>
+        </w:rPr>
+        <w:tab/>
+      </w:r>
+      <w:r>
+        <w:rPr>
+          <w:rFonts w:ascii="Avenir Next" w:hAnsi="Avenir Next" w:cs="Avenir Next" w:eastAsia="Avenir Next"/>
+          <w:color w:val="1A1A1A"/>
+          <w:sz w:val="20"/>
+          <w:szCs w:val="20"/>
+        </w:rPr>
+        <w:t xml:space="preserve">   Date</w:t>
+      </w:r>
+      <w:r>
+        <w:rPr>
+          <w:rFonts w:ascii="Avenir Next" w:hAnsi="Avenir Next" w:cs="Avenir Next" w:eastAsia="Avenir Next"/>
+          <w:color w:val="1A1A1A"/>
+          <w:sz w:val="20"/>
+          <w:szCs w:val="20"/>
+        </w:rPr>
+        <w:tab/>
+      </w:r>
+      <w:r>
+        <w:rPr>
+          <w:rFonts w:ascii="Avenir Next" w:hAnsi="Avenir Next" w:cs="Avenir Next" w:eastAsia="Avenir Next"/>
+          <w:color w:val="1A1A1A"/>
+          <w:sz w:val="20"/>
+          <w:szCs w:val="20"/>
+        </w:rPr>
+        <w:t xml:space="preserve">   Period</w:t>
+      </w:r>
+      <w:r>
+        <w:rPr>
+          <w:rFonts w:ascii="Avenir Next" w:hAnsi="Avenir Next" w:cs="Avenir Next" w:eastAsia="Avenir Next"/>
+          <w:color w:val="1A1A1A"/>
+          <w:sz w:val="20"/>
+          <w:szCs w:val="20"/>
+        </w:rPr>
+        <w:tab/>
+      </w:r>
+    </w:p>
+    <w:p>
+      <w:pPr>
+        <w:keepNext/>
+        <w:spacing w:before="0" w:after="12" w:line="264" w:lineRule="auto"/>
+      </w:pPr>
+      <w:r>
+        <w:rPr>
+          <w:rFonts w:ascii="Avenir Next" w:hAnsi="Avenir Next" w:cs="Avenir Next" w:eastAsia="Avenir Next"/>
+          <w:b/>
+          <w:caps/>
+          <w:color w:val="003A70"/>
+          <w:spacing w:val="12"/>
+          <w:sz w:val="19"/>
+          <w:szCs w:val="19"/>
+        </w:rPr>
+        <w:t xml:space="preserve">Lesson 4-5  ·  Guided Notes  ·  Model, Reason, Explain</w:t>
+      </w:r>
+    </w:p>
+    <w:p>
+      <w:pPr>
+        <w:keepNext/>
+        <w:spacing w:before="0" w:after="10" w:line="240" w:lineRule="auto"/>
+        <w:outlineLvl w:val="0"/>
+      </w:pPr>
+      <w:r>
+        <w:rPr>
+          <w:rFonts w:ascii="Avenir Next" w:hAnsi="Avenir Next" w:cs="Avenir Next" w:eastAsia="Avenir Next"/>
+          <w:b/>
+          <w:color w:val="1A1A1A"/>
+          <w:sz w:val="32"/>
+          <w:szCs w:val="32"/>
+        </w:rPr>
+        <w:t xml:space="preserve">Model It. Explain It.</w:t>
+      </w:r>
+    </w:p>
+    <w:p>
+      <w:pPr>
+        <w:keepNext/>
+        <w:pBdr>
+          <w:bottom w:val="single" w:sz="8" w:space="3" w:color="003A70"/>
+        </w:pBdr>
+        <w:tabs>
+          <w:tab w:val="right" w:pos="9504"/>
+        </w:tabs>
+        <w:spacing w:before="90" w:after="50" w:line="240" w:lineRule="auto"/>
+        <w:outlineLvl w:val="1"/>
+      </w:pPr>
+      <w:r>
+        <w:rPr>
+          <w:rFonts w:ascii="Avenir Next" w:hAnsi="Avenir Next" w:cs="Avenir Next" w:eastAsia="Avenir Next"/>
+          <w:b/>
+          <w:color w:val="003A70"/>
+          <w:spacing w:val="14"/>
+          <w:sz w:val="19"/>
+          <w:szCs w:val="19"/>
+        </w:rPr>
+        <w:t xml:space="preserve">SESSION 1  ·  FIND THE WHOLE</w:t>
+      </w:r>
+      <w:r>
+        <w:rPr>
+          <w:rFonts w:ascii="Avenir Next" w:hAnsi="Avenir Next" w:cs="Avenir Next" w:eastAsia="Avenir Next"/>
+          <w:color w:val="1A1A1A"/>
+          <w:sz w:val="17"/>
+          <w:szCs w:val="17"/>
+        </w:rPr>
+        <w:tab/>
+      </w:r>
+      <w:r>
+        <w:rPr>
+          <w:rFonts w:ascii="Avenir Next" w:hAnsi="Avenir Next" w:cs="Avenir Next" w:eastAsia="Avenir Next"/>
+          <w:i/>
+          <w:color w:val="5A5F66"/>
+          <w:sz w:val="17"/>
+          <w:szCs w:val="17"/>
+        </w:rPr>
+        <w:t xml:space="preserve">draw it · solve it · explain it</w:t>
+      </w:r>
+    </w:p>
+    <w:p>
+      <w:pPr>
+        <w:keepNext/>
+        <w:spacing w:before="0" w:after="50" w:line="268" w:lineRule="auto"/>
+      </w:pPr>
+      <w:r>
+        <w:rPr>
+          <w:rFonts w:ascii="Avenir Next" w:hAnsi="Avenir Next" w:cs="Avenir Next" w:eastAsia="Avenir Next"/>
+          <w:color w:val="1A1A1A"/>
+          <w:sz w:val="20"/>
+          <w:szCs w:val="20"/>
+        </w:rPr>
+        <w:t xml:space="preserve">A bike club has saved $27 for a trip. That is 30% of the money it needs. How much money does the club need in all?</w:t>
+      </w:r>
+    </w:p>
+    <w:p>
+      <w:pPr>
+        <w:keepNext/>
+        <w:spacing w:before="0" w:after="40" w:line="264" w:lineRule="auto"/>
+        <w:jc w:val="center"/>
+      </w:pPr>
+      <w:r>
+        <w:drawing>
+          <wp:inline distT="0" distB="0" distL="0" distR="0">
+            <wp:extent cx="4114800" cy="781812"/>
+            <wp:docPr id="4" name="Figure 4"/>
+            <a:graphic xmlns:a="http://schemas.openxmlformats.org/drawingml/2006/main">
+              <a:graphicData uri="http://schemas.openxmlformats.org/drawingml/2006/picture">
+                <pic:pic xmlns:pic="http://schemas.openxmlformats.org/drawingml/2006/picture">
+                  <pic:nvPicPr>
+                    <pic:cNvPr id="4" name="image4.png"/>
+                    <pic:cNvPicPr/>
+                  </pic:nvPicPr>
+                  <pic:blipFill>
+                    <a:blip r:embed="rIdImg4"/>
+                    <a:stretch>
+                      <a:fillRect/>
+                    </a:stretch>
+                  </pic:blipFill>
+                  <pic:spPr>
+                    <a:xfrm>
+                      <a:off x="0" y="0"/>
+                      <a:ext cx="4114800" cy="781812"/>
+                    </a:xfrm>
+                    <a:prstGeom prst="rect">
+                      <a:avLst/>
+                    </a:prstGeom>
+                  </pic:spPr>
+                </pic:pic>
+              </a:graphicData>
+            </a:graphic>
+          </wp:inline>
+        </w:drawing>
+      </w:r>
+    </w:p>
+    <w:p>
+      <w:pPr>
+        <w:keepNext/>
+        <w:spacing w:before="40" w:after="20" w:line="264" w:lineRule="auto"/>
+        <w:ind w:left="432"/>
+      </w:pPr>
+      <w:r>
+        <w:rPr>
+          <w:rFonts w:ascii="Avenir Next" w:hAnsi="Avenir Next" w:cs="Avenir Next" w:eastAsia="Avenir Next"/>
+          <w:color w:val="1A1A1A"/>
+          <w:sz w:val="20"/>
+          <w:szCs w:val="20"/>
+        </w:rPr>
+        <w:t xml:space="preserve">a. How much money is 10%?</w:t>
+      </w:r>
+    </w:p>
+    <w:tbl>
+      <w:tblPr>
+        <w:tblInd w:w="432" w:type="dxa"/>
+        <w:tblW w:w="9072" w:type="dxa"/>
+        <w:jc w:val="left"/>
+        <w:tblBorders>
+          <w:top w:val="nil"/>
+          <w:left w:val="nil"/>
+          <w:bottom w:val="nil"/>
+          <w:right w:val="nil"/>
+          <w:insideH w:val="nil"/>
+          <w:insideV w:val="nil"/>
+        </w:tblBorders>
+        <w:tblLayout w:type="fixed"/>
+        <w:tblCellMar>
+          <w:top w:w="0" w:type="dxa"/>
+          <w:left w:w="0" w:type="dxa"/>
+          <w:bottom w:w="0" w:type="dxa"/>
+          <w:right w:w="0" w:type="dxa"/>
+        </w:tblCellMar>
+        <w:tblLook w:val="0000" w:firstRow="0" w:lastRow="0" w:firstColumn="0" w:lastColumn="0" w:noHBand="1" w:noVBand="1"/>
+      </w:tblPr>
+      <w:tblGrid>
+        <w:gridCol w:w="9072"/>
+      </w:tblGrid>
+      <w:tr>
+        <w:trPr>
+          <w:cantSplit/>
+          <w:trHeight w:val="400" w:hRule="atLeast"/>
+        </w:trPr>
+        <w:tc>
+          <w:tcPr>
+            <w:tcW w:w="9072" w:type="dxa"/>
+            <w:tcBorders>
+              <w:bottom w:val="single" w:sz="4" w:space="0" w:color="000000"/>
+            </w:tcBorders>
+            <w:vAlign w:val="top"/>
+          </w:tcPr>
+          <w:p>
+            <w:pPr>
+              <w:spacing w:before="0" w:after="0" w:line="240" w:lineRule="auto"/>
+            </w:pPr>
+          </w:p>
+        </w:tc>
+      </w:tr>
+    </w:tbl>
+    <w:p>
+      <w:pPr>
+        <w:keepNext/>
+        <w:spacing w:before="40" w:after="20" w:line="264" w:lineRule="auto"/>
+        <w:ind w:left="432"/>
+      </w:pPr>
+      <w:r>
+        <w:rPr>
+          <w:rFonts w:ascii="Avenir Next" w:hAnsi="Avenir Next" w:cs="Avenir Next" w:eastAsia="Avenir Next"/>
+          <w:color w:val="1A1A1A"/>
+          <w:sz w:val="20"/>
+          <w:szCs w:val="20"/>
+        </w:rPr>
+        <w:t xml:space="preserve">b. How much money does the club need in all?</w:t>
+      </w:r>
+    </w:p>
+    <w:tbl>
+      <w:tblPr>
+        <w:tblInd w:w="432" w:type="dxa"/>
+        <w:tblW w:w="9072" w:type="dxa"/>
+        <w:jc w:val="left"/>
+        <w:tblBorders>
+          <w:top w:val="nil"/>
+          <w:left w:val="nil"/>
+          <w:bottom w:val="nil"/>
+          <w:right w:val="nil"/>
+          <w:insideH w:val="nil"/>
+          <w:insideV w:val="nil"/>
+        </w:tblBorders>
+        <w:tblLayout w:type="fixed"/>
+        <w:tblCellMar>
+          <w:top w:w="0" w:type="dxa"/>
+          <w:left w:w="0" w:type="dxa"/>
+          <w:bottom w:w="0" w:type="dxa"/>
+          <w:right w:w="0" w:type="dxa"/>
+        </w:tblCellMar>
+        <w:tblLook w:val="0000" w:firstRow="0" w:lastRow="0" w:firstColumn="0" w:lastColumn="0" w:noHBand="1" w:noVBand="1"/>
+      </w:tblPr>
+      <w:tblGrid>
+        <w:gridCol w:w="9072"/>
+      </w:tblGrid>
+      <w:tr>
+        <w:trPr>
+          <w:cantSplit/>
+          <w:trHeight w:val="400" w:hRule="atLeast"/>
+        </w:trPr>
+        <w:tc>
+          <w:tcPr>
+            <w:tcW w:w="9072" w:type="dxa"/>
+            <w:tcBorders>
+              <w:bottom w:val="single" w:sz="4" w:space="0" w:color="000000"/>
+            </w:tcBorders>
+            <w:vAlign w:val="top"/>
+          </w:tcPr>
+          <w:p>
+            <w:pPr>
+              <w:spacing w:before="0" w:after="0" w:line="240" w:lineRule="auto"/>
+            </w:pPr>
+          </w:p>
+        </w:tc>
+      </w:tr>
+    </w:tbl>
+    <w:p>
+      <w:pPr>
+        <w:keepNext/>
+        <w:spacing w:before="40" w:after="20" w:line="264" w:lineRule="auto"/>
+        <w:ind w:left="432"/>
+      </w:pPr>
+      <w:r>
+        <w:rPr>
+          <w:rFonts w:ascii="Avenir Next" w:hAnsi="Avenir Next" w:cs="Avenir Next" w:eastAsia="Avenir Next"/>
+          <w:color w:val="1A1A1A"/>
+          <w:sz w:val="20"/>
+          <w:szCs w:val="20"/>
+        </w:rPr>
+        <w:t xml:space="preserve">c. Explain how you know.</w:t>
+      </w:r>
+    </w:p>
+    <w:tbl>
+      <w:tblPr>
+        <w:tblInd w:w="432" w:type="dxa"/>
+        <w:tblW w:w="9072" w:type="dxa"/>
+        <w:jc w:val="left"/>
+        <w:tblBorders>
+          <w:top w:val="nil"/>
+          <w:left w:val="nil"/>
+          <w:bottom w:val="nil"/>
+          <w:right w:val="nil"/>
+          <w:insideH w:val="nil"/>
+          <w:insideV w:val="nil"/>
+        </w:tblBorders>
+        <w:tblLayout w:type="fixed"/>
+        <w:tblCellMar>
+          <w:top w:w="0" w:type="dxa"/>
+          <w:left w:w="0" w:type="dxa"/>
+          <w:bottom w:w="0" w:type="dxa"/>
+          <w:right w:w="0" w:type="dxa"/>
+        </w:tblCellMar>
+        <w:tblLook w:val="0000" w:firstRow="0" w:lastRow="0" w:firstColumn="0" w:lastColumn="0" w:noHBand="1" w:noVBand="1"/>
+      </w:tblPr>
+      <w:tblGrid>
+        <w:gridCol w:w="9072"/>
+      </w:tblGrid>
+      <w:tr>
+        <w:trPr>
+          <w:cantSplit/>
+          <w:trHeight w:val="400" w:hRule="atLeast"/>
+        </w:trPr>
+        <w:tc>
+          <w:tcPr>
+            <w:tcW w:w="9072" w:type="dxa"/>
+            <w:tcBorders>
+              <w:bottom w:val="single" w:sz="4" w:space="0" w:color="000000"/>
+            </w:tcBorders>
+            <w:vAlign w:val="top"/>
+          </w:tcPr>
+          <w:p>
+            <w:pPr>
+              <w:spacing w:before="0" w:after="0" w:line="240" w:lineRule="auto"/>
+            </w:pPr>
+          </w:p>
+        </w:tc>
+      </w:tr>
+    </w:tbl>
+    <w:p>
+      <w:pPr>
+        <w:keepNext/>
+        <w:spacing w:before="80" w:after="20" w:line="264" w:lineRule="auto"/>
+      </w:pPr>
+      <w:r>
+        <w:rPr>
+          <w:rFonts w:ascii="Avenir Next" w:hAnsi="Avenir Next" w:cs="Avenir Next" w:eastAsia="Avenir Next"/>
+          <w:b/>
+          <w:color w:val="003A70"/>
+          <w:sz w:val="18"/>
+          <w:szCs w:val="18"/>
+        </w:rPr>
+        <w:t xml:space="preserve">Challenge  </w:t>
+      </w:r>
+      <w:r>
+        <w:rPr>
+          <w:rFonts w:ascii="Avenir Next" w:hAnsi="Avenir Next" w:cs="Avenir Next" w:eastAsia="Avenir Next"/>
+          <w:i/>
+          <w:color w:val="1A1A1A"/>
+          <w:sz w:val="19"/>
+          <w:szCs w:val="19"/>
+        </w:rPr>
+        <w:t xml:space="preserve">Sam says the club needs 0.3 × 27 = $8.10. Show why that is too small.</w:t>
+      </w:r>
+    </w:p>
+    <w:tbl>
+      <w:tblPr>
+        <w:tblInd w:w="432" w:type="dxa"/>
+        <w:tblW w:w="9072" w:type="dxa"/>
+        <w:jc w:val="left"/>
+        <w:tblBorders>
+          <w:top w:val="nil"/>
+          <w:left w:val="nil"/>
+          <w:bottom w:val="nil"/>
+          <w:right w:val="nil"/>
+          <w:insideH w:val="nil"/>
+          <w:insideV w:val="nil"/>
+        </w:tblBorders>
+        <w:tblLayout w:type="fixed"/>
+        <w:tblCellMar>
+          <w:top w:w="0" w:type="dxa"/>
+          <w:left w:w="0" w:type="dxa"/>
+          <w:bottom w:w="0" w:type="dxa"/>
+          <w:right w:w="0" w:type="dxa"/>
+        </w:tblCellMar>
+        <w:tblLook w:val="0000" w:firstRow="0" w:lastRow="0" w:firstColumn="0" w:lastColumn="0" w:noHBand="1" w:noVBand="1"/>
+      </w:tblPr>
+      <w:tblGrid>
+        <w:gridCol w:w="9072"/>
+      </w:tblGrid>
+      <w:tr>
+        <w:trPr>
+          <w:cantSplit/>
+          <w:trHeight w:val="400" w:hRule="atLeast"/>
+        </w:trPr>
+        <w:tc>
+          <w:tcPr>
+            <w:tcW w:w="9072" w:type="dxa"/>
+            <w:tcBorders>
+              <w:bottom w:val="single" w:sz="4" w:space="0" w:color="000000"/>
+            </w:tcBorders>
+            <w:vAlign w:val="top"/>
+          </w:tcPr>
+          <w:p>
+            <w:pPr>
+              <w:spacing w:before="0" w:after="0" w:line="240" w:lineRule="auto"/>
+            </w:pPr>
+          </w:p>
+        </w:tc>
+      </w:tr>
+      <w:tr>
+        <w:trPr>
+          <w:cantSplit/>
+          <w:trHeight w:val="400" w:hRule="atLeast"/>
+        </w:trPr>
+        <w:tc>
+          <w:tcPr>
+            <w:tcW w:w="9072" w:type="dxa"/>
+            <w:tcBorders>
+              <w:bottom w:val="single" w:sz="4" w:space="0" w:color="000000"/>
+            </w:tcBorders>
+            <w:vAlign w:val="top"/>
+          </w:tcPr>
+          <w:p>
+            <w:pPr>
+              <w:spacing w:before="0" w:after="0" w:line="240" w:lineRule="auto"/>
+            </w:pPr>
+          </w:p>
+        </w:tc>
+      </w:tr>
+    </w:tbl>
+    <w:p>
+      <w:pPr>
+        <w:keepNext/>
+        <w:pBdr>
+          <w:bottom w:val="single" w:sz="8" w:space="3" w:color="003A70"/>
+        </w:pBdr>
+        <w:tabs>
+          <w:tab w:val="right" w:pos="9504"/>
+        </w:tabs>
+        <w:spacing w:before="90" w:after="50" w:line="240" w:lineRule="auto"/>
+        <w:outlineLvl w:val="1"/>
+      </w:pPr>
+      <w:r>
+        <w:rPr>
+          <w:rFonts w:ascii="Avenir Next" w:hAnsi="Avenir Next" w:cs="Avenir Next" w:eastAsia="Avenir Next"/>
+          <w:b/>
+          <w:color w:val="003A70"/>
+          <w:spacing w:val="14"/>
+          <w:sz w:val="19"/>
+          <w:szCs w:val="19"/>
+        </w:rPr>
+        <w:t xml:space="preserve">SESSION 2  ·  SOLVE FOR THE WHOLE</w:t>
+      </w:r>
+      <w:r>
+        <w:rPr>
+          <w:rFonts w:ascii="Avenir Next" w:hAnsi="Avenir Next" w:cs="Avenir Next" w:eastAsia="Avenir Next"/>
+          <w:color w:val="1A1A1A"/>
+          <w:sz w:val="17"/>
+          <w:szCs w:val="17"/>
+        </w:rPr>
+        <w:tab/>
+      </w:r>
+      <w:r>
+        <w:rPr>
+          <w:rFonts w:ascii="Avenir Next" w:hAnsi="Avenir Next" w:cs="Avenir Next" w:eastAsia="Avenir Next"/>
+          <w:i/>
+          <w:color w:val="5A5F66"/>
+          <w:sz w:val="17"/>
+          <w:szCs w:val="17"/>
+        </w:rPr>
+        <w:t xml:space="preserve">draw it · solve it · explain it</w:t>
+      </w:r>
+    </w:p>
+    <w:p>
+      <w:pPr>
+        <w:keepNext/>
+        <w:spacing w:before="0" w:after="50" w:line="268" w:lineRule="auto"/>
+      </w:pPr>
+      <w:r>
+        <w:rPr>
+          <w:rFonts w:ascii="Avenir Next" w:hAnsi="Avenir Next" w:cs="Avenir Next" w:eastAsia="Avenir Next"/>
+          <w:color w:val="1A1A1A"/>
+          <w:sz w:val="20"/>
+          <w:szCs w:val="20"/>
+        </w:rPr>
+        <w:t xml:space="preserve">A runner has run 9 km. That is 45% of the whole race. Write an equation with </w:t>
+      </w:r>
+      <w:r>
+        <w:rPr>
+          <w:rFonts w:ascii="Avenir Next" w:hAnsi="Avenir Next" w:cs="Avenir Next" w:eastAsia="Avenir Next"/>
+          <w:i/>
+          <w:color w:val="1A1A1A"/>
+          <w:sz w:val="20"/>
+          <w:szCs w:val="20"/>
+        </w:rPr>
+        <w:t xml:space="preserve">w</w:t>
+      </w:r>
+      <w:r>
+        <w:rPr>
+          <w:rFonts w:ascii="Avenir Next" w:hAnsi="Avenir Next" w:cs="Avenir Next" w:eastAsia="Avenir Next"/>
+          <w:color w:val="1A1A1A"/>
+          <w:sz w:val="20"/>
+          <w:szCs w:val="20"/>
+        </w:rPr>
+        <w:t xml:space="preserve"> for the whole race. Solve it.</w:t>
+      </w:r>
+    </w:p>
+    <w:p>
+      <w:pPr>
+        <w:keepNext/>
+        <w:spacing w:before="0" w:after="40" w:line="264" w:lineRule="auto"/>
+        <w:jc w:val="center"/>
+      </w:pPr>
+      <w:r>
+        <w:drawing>
+          <wp:inline distT="0" distB="0" distL="0" distR="0">
+            <wp:extent cx="4443984" cy="781812"/>
+            <wp:docPr id="5" name="Figure 5"/>
+            <a:graphic xmlns:a="http://schemas.openxmlformats.org/drawingml/2006/main">
+              <a:graphicData uri="http://schemas.openxmlformats.org/drawingml/2006/picture">
+                <pic:pic xmlns:pic="http://schemas.openxmlformats.org/drawingml/2006/picture">
+                  <pic:nvPicPr>
+                    <pic:cNvPr id="5" name="image5.png"/>
+                    <pic:cNvPicPr/>
+                  </pic:nvPicPr>
+                  <pic:blipFill>
+                    <a:blip r:embed="rIdImg5"/>
+                    <a:stretch>
+                      <a:fillRect/>
+                    </a:stretch>
+                  </pic:blipFill>
+                  <pic:spPr>
+                    <a:xfrm>
+                      <a:off x="0" y="0"/>
+                      <a:ext cx="4443984" cy="781812"/>
+                    </a:xfrm>
+                    <a:prstGeom prst="rect">
+                      <a:avLst/>
+                    </a:prstGeom>
+                  </pic:spPr>
+                </pic:pic>
+              </a:graphicData>
+            </a:graphic>
+          </wp:inline>
+        </w:drawing>
+      </w:r>
+    </w:p>
+    <w:p>
+      <w:pPr>
+        <w:keepNext/>
+        <w:spacing w:before="40" w:after="20" w:line="264" w:lineRule="auto"/>
+        <w:ind w:left="432"/>
+      </w:pPr>
+      <w:r>
+        <w:rPr>
+          <w:rFonts w:ascii="Avenir Next" w:hAnsi="Avenir Next" w:cs="Avenir Next" w:eastAsia="Avenir Next"/>
+          <w:color w:val="1A1A1A"/>
+          <w:sz w:val="20"/>
+          <w:szCs w:val="20"/>
+        </w:rPr>
+        <w:t xml:space="preserve">a. Write an equation for the race.</w:t>
+      </w:r>
+    </w:p>
+    <w:tbl>
+      <w:tblPr>
+        <w:tblInd w:w="432" w:type="dxa"/>
+        <w:tblW w:w="9072" w:type="dxa"/>
+        <w:jc w:val="left"/>
+        <w:tblBorders>
+          <w:top w:val="nil"/>
+          <w:left w:val="nil"/>
+          <w:bottom w:val="nil"/>
+          <w:right w:val="nil"/>
+          <w:insideH w:val="nil"/>
+          <w:insideV w:val="nil"/>
+        </w:tblBorders>
+        <w:tblLayout w:type="fixed"/>
+        <w:tblCellMar>
+          <w:top w:w="0" w:type="dxa"/>
+          <w:left w:w="0" w:type="dxa"/>
+          <w:bottom w:w="0" w:type="dxa"/>
+          <w:right w:w="0" w:type="dxa"/>
+        </w:tblCellMar>
+        <w:tblLook w:val="0000" w:firstRow="0" w:lastRow="0" w:firstColumn="0" w:lastColumn="0" w:noHBand="1" w:noVBand="1"/>
+      </w:tblPr>
+      <w:tblGrid>
+        <w:gridCol w:w="9072"/>
+      </w:tblGrid>
+      <w:tr>
+        <w:trPr>
+          <w:cantSplit/>
+          <w:trHeight w:val="400" w:hRule="atLeast"/>
+        </w:trPr>
+        <w:tc>
+          <w:tcPr>
+            <w:tcW w:w="9072" w:type="dxa"/>
+            <w:tcBorders>
+              <w:bottom w:val="single" w:sz="4" w:space="0" w:color="000000"/>
+            </w:tcBorders>
+            <w:vAlign w:val="top"/>
+          </w:tcPr>
+          <w:p>
+            <w:pPr>
+              <w:spacing w:before="0" w:after="0" w:line="240" w:lineRule="auto"/>
+            </w:pPr>
+          </w:p>
+        </w:tc>
+      </w:tr>
+    </w:tbl>
+    <w:p>
+      <w:pPr>
+        <w:keepNext/>
+        <w:spacing w:before="40" w:after="20" w:line="264" w:lineRule="auto"/>
+        <w:ind w:left="432"/>
+      </w:pPr>
+      <w:r>
+        <w:rPr>
+          <w:rFonts w:ascii="Avenir Next" w:hAnsi="Avenir Next" w:cs="Avenir Next" w:eastAsia="Avenir Next"/>
+          <w:color w:val="1A1A1A"/>
+          <w:sz w:val="20"/>
+          <w:szCs w:val="20"/>
+        </w:rPr>
+        <w:t xml:space="preserve">b. Solve for </w:t>
+      </w:r>
+      <w:r>
+        <w:rPr>
+          <w:rFonts w:ascii="Avenir Next" w:hAnsi="Avenir Next" w:cs="Avenir Next" w:eastAsia="Avenir Next"/>
+          <w:i/>
+          <w:color w:val="1A1A1A"/>
+          <w:sz w:val="20"/>
+          <w:szCs w:val="20"/>
+        </w:rPr>
+        <w:t xml:space="preserve">w</w:t>
+      </w:r>
+      <w:r>
+        <w:rPr>
+          <w:rFonts w:ascii="Avenir Next" w:hAnsi="Avenir Next" w:cs="Avenir Next" w:eastAsia="Avenir Next"/>
+          <w:color w:val="1A1A1A"/>
+          <w:sz w:val="20"/>
+          <w:szCs w:val="20"/>
+        </w:rPr>
+        <w:t xml:space="preserve">.</w:t>
+      </w:r>
+    </w:p>
+    <w:tbl>
+      <w:tblPr>
+        <w:tblInd w:w="432" w:type="dxa"/>
+        <w:tblW w:w="9072" w:type="dxa"/>
+        <w:jc w:val="left"/>
+        <w:tblBorders>
+          <w:top w:val="nil"/>
+          <w:left w:val="nil"/>
+          <w:bottom w:val="nil"/>
+          <w:right w:val="nil"/>
+          <w:insideH w:val="nil"/>
+          <w:insideV w:val="nil"/>
+        </w:tblBorders>
+        <w:tblLayout w:type="fixed"/>
+        <w:tblCellMar>
+          <w:top w:w="0" w:type="dxa"/>
+          <w:left w:w="0" w:type="dxa"/>
+          <w:bottom w:w="0" w:type="dxa"/>
+          <w:right w:w="0" w:type="dxa"/>
+        </w:tblCellMar>
+        <w:tblLook w:val="0000" w:firstRow="0" w:lastRow="0" w:firstColumn="0" w:lastColumn="0" w:noHBand="1" w:noVBand="1"/>
+      </w:tblPr>
+      <w:tblGrid>
+        <w:gridCol w:w="9072"/>
+      </w:tblGrid>
+      <w:tr>
+        <w:trPr>
+          <w:cantSplit/>
+          <w:trHeight w:val="400" w:hRule="atLeast"/>
+        </w:trPr>
+        <w:tc>
+          <w:tcPr>
+            <w:tcW w:w="9072" w:type="dxa"/>
+            <w:tcBorders>
+              <w:bottom w:val="single" w:sz="4" w:space="0" w:color="000000"/>
+            </w:tcBorders>
+            <w:vAlign w:val="top"/>
+          </w:tcPr>
+          <w:p>
+            <w:pPr>
+              <w:spacing w:before="0" w:after="0" w:line="240" w:lineRule="auto"/>
+            </w:pPr>
+          </w:p>
+        </w:tc>
+      </w:tr>
+    </w:tbl>
+    <w:p>
+      <w:pPr>
+        <w:keepNext/>
+        <w:spacing w:before="40" w:after="20" w:line="264" w:lineRule="auto"/>
+        <w:ind w:left="432"/>
+      </w:pPr>
+      <w:r>
+        <w:rPr>
+          <w:rFonts w:ascii="Avenir Next" w:hAnsi="Avenir Next" w:cs="Avenir Next" w:eastAsia="Avenir Next"/>
+          <w:color w:val="1A1A1A"/>
+          <w:sz w:val="20"/>
+          <w:szCs w:val="20"/>
+        </w:rPr>
+        <w:t xml:space="preserve">c. Explain how you know your answer makes sense.</w:t>
+      </w:r>
+    </w:p>
+    <w:tbl>
+      <w:tblPr>
+        <w:tblInd w:w="432" w:type="dxa"/>
+        <w:tblW w:w="9072" w:type="dxa"/>
+        <w:jc w:val="left"/>
+        <w:tblBorders>
+          <w:top w:val="nil"/>
+          <w:left w:val="nil"/>
+          <w:bottom w:val="nil"/>
+          <w:right w:val="nil"/>
+          <w:insideH w:val="nil"/>
+          <w:insideV w:val="nil"/>
+        </w:tblBorders>
+        <w:tblLayout w:type="fixed"/>
+        <w:tblCellMar>
+          <w:top w:w="0" w:type="dxa"/>
+          <w:left w:w="0" w:type="dxa"/>
+          <w:bottom w:w="0" w:type="dxa"/>
+          <w:right w:w="0" w:type="dxa"/>
+        </w:tblCellMar>
+        <w:tblLook w:val="0000" w:firstRow="0" w:lastRow="0" w:firstColumn="0" w:lastColumn="0" w:noHBand="1" w:noVBand="1"/>
+      </w:tblPr>
+      <w:tblGrid>
+        <w:gridCol w:w="9072"/>
+      </w:tblGrid>
+      <w:tr>
+        <w:trPr>
+          <w:cantSplit/>
+          <w:trHeight w:val="400" w:hRule="atLeast"/>
+        </w:trPr>
+        <w:tc>
+          <w:tcPr>
+            <w:tcW w:w="9072" w:type="dxa"/>
+            <w:tcBorders>
+              <w:bottom w:val="single" w:sz="4" w:space="0" w:color="000000"/>
+            </w:tcBorders>
+            <w:vAlign w:val="top"/>
+          </w:tcPr>
+          <w:p>
+            <w:pPr>
+              <w:spacing w:before="0" w:after="0" w:line="240" w:lineRule="auto"/>
+            </w:pPr>
+          </w:p>
+        </w:tc>
+      </w:tr>
+    </w:tbl>
+    <w:p>
+      <w:pPr>
+        <w:keepNext/>
+        <w:spacing w:before="80" w:after="20" w:line="264" w:lineRule="auto"/>
+      </w:pPr>
+      <w:r>
+        <w:rPr>
+          <w:rFonts w:ascii="Avenir Next" w:hAnsi="Avenir Next" w:cs="Avenir Next" w:eastAsia="Avenir Next"/>
+          <w:b/>
+          <w:color w:val="003A70"/>
+          <w:sz w:val="18"/>
+          <w:szCs w:val="18"/>
+        </w:rPr>
+        <w:t xml:space="preserve">Challenge  </w:t>
+      </w:r>
+      <w:r>
+        <w:rPr>
+          <w:rFonts w:ascii="Avenir Next" w:hAnsi="Avenir Next" w:cs="Avenir Next" w:eastAsia="Avenir Next"/>
+          <w:i/>
+          <w:color w:val="1A1A1A"/>
+          <w:sz w:val="19"/>
+          <w:szCs w:val="19"/>
+        </w:rPr>
+        <w:t xml:space="preserve">Lin wrote 45 × </w:t>
+      </w:r>
+      <w:r>
+        <w:rPr>
+          <w:rFonts w:ascii="Avenir Next" w:hAnsi="Avenir Next" w:cs="Avenir Next" w:eastAsia="Avenir Next"/>
+          <w:i/>
+          <w:color w:val="1A1A1A"/>
+          <w:sz w:val="19"/>
+          <w:szCs w:val="19"/>
+        </w:rPr>
+        <w:t xml:space="preserve">w</w:t>
+      </w:r>
+      <w:r>
+        <w:rPr>
+          <w:rFonts w:ascii="Avenir Next" w:hAnsi="Avenir Next" w:cs="Avenir Next" w:eastAsia="Avenir Next"/>
+          <w:i/>
+          <w:color w:val="1A1A1A"/>
+          <w:sz w:val="19"/>
+          <w:szCs w:val="19"/>
+        </w:rPr>
+        <w:t xml:space="preserve"> = 9. Show why her </w:t>
+      </w:r>
+      <w:r>
+        <w:rPr>
+          <w:rFonts w:ascii="Avenir Next" w:hAnsi="Avenir Next" w:cs="Avenir Next" w:eastAsia="Avenir Next"/>
+          <w:i/>
+          <w:color w:val="1A1A1A"/>
+          <w:sz w:val="19"/>
+          <w:szCs w:val="19"/>
+        </w:rPr>
+        <w:t xml:space="preserve">w</w:t>
+      </w:r>
+      <w:r>
+        <w:rPr>
+          <w:rFonts w:ascii="Avenir Next" w:hAnsi="Avenir Next" w:cs="Avenir Next" w:eastAsia="Avenir Next"/>
+          <w:i/>
+          <w:color w:val="1A1A1A"/>
+          <w:sz w:val="19"/>
+          <w:szCs w:val="19"/>
+        </w:rPr>
+        <w:t xml:space="preserve"> is far too small. Then fix her equation.</w:t>
+      </w:r>
+    </w:p>
+    <w:tbl>
+      <w:tblPr>
+        <w:tblInd w:w="432" w:type="dxa"/>
+        <w:tblW w:w="9072" w:type="dxa"/>
+        <w:jc w:val="left"/>
+        <w:tblBorders>
+          <w:top w:val="nil"/>
+          <w:left w:val="nil"/>
+          <w:bottom w:val="nil"/>
+          <w:right w:val="nil"/>
+          <w:insideH w:val="nil"/>
+          <w:insideV w:val="nil"/>
+        </w:tblBorders>
+        <w:tblLayout w:type="fixed"/>
+        <w:tblCellMar>
+          <w:top w:w="0" w:type="dxa"/>
+          <w:left w:w="0" w:type="dxa"/>
+          <w:bottom w:w="0" w:type="dxa"/>
+          <w:right w:w="0" w:type="dxa"/>
+        </w:tblCellMar>
+        <w:tblLook w:val="0000" w:firstRow="0" w:lastRow="0" w:firstColumn="0" w:lastColumn="0" w:noHBand="1" w:noVBand="1"/>
+      </w:tblPr>
+      <w:tblGrid>
+        <w:gridCol w:w="9072"/>
+      </w:tblGrid>
+      <w:tr>
+        <w:trPr>
+          <w:cantSplit/>
+          <w:trHeight w:val="400" w:hRule="atLeast"/>
+        </w:trPr>
+        <w:tc>
+          <w:tcPr>
+            <w:tcW w:w="9072" w:type="dxa"/>
+            <w:tcBorders>
+              <w:bottom w:val="single" w:sz="4" w:space="0" w:color="000000"/>
+            </w:tcBorders>
+            <w:vAlign w:val="top"/>
+          </w:tcPr>
+          <w:p>
+            <w:pPr>
+              <w:spacing w:before="0" w:after="0" w:line="240" w:lineRule="auto"/>
+            </w:pPr>
+          </w:p>
+        </w:tc>
+      </w:tr>
+      <w:tr>
+        <w:trPr>
+          <w:cantSplit/>
+          <w:trHeight w:val="400" w:hRule="atLeast"/>
+        </w:trPr>
+        <w:tc>
+          <w:tcPr>
+            <w:tcW w:w="9072" w:type="dxa"/>
+            <w:tcBorders>
+              <w:bottom w:val="single" w:sz="4" w:space="0" w:color="000000"/>
+            </w:tcBorders>
+            <w:vAlign w:val="top"/>
+          </w:tcPr>
+          <w:p>
+            <w:pPr>
+              <w:spacing w:before="0" w:after="0" w:line="240" w:lineRule="auto"/>
+            </w:pPr>
+          </w:p>
+        </w:tc>
+      </w:tr>
+    </w:tbl>
+    <w:p>
+      <w:pPr>
+        <w:spacing w:before="80" w:after="0" w:line="264" w:lineRule="auto"/>
+      </w:pPr>
+      <w:r>
+        <w:rPr>
+          <w:rFonts w:ascii="Avenir Next" w:hAnsi="Avenir Next" w:cs="Avenir Next" w:eastAsia="Avenir Next"/>
+          <w:b/>
+          <w:color w:val="003A70"/>
+          <w:sz w:val="17"/>
+          <w:szCs w:val="17"/>
+        </w:rPr>
+        <w:t xml:space="preserve">Check:  </w:t>
+      </w:r>
+      <w:r>
+        <w:rPr>
+          <w:rFonts w:ascii="Avenir Next" w:hAnsi="Avenir Next" w:cs="Avenir Next" w:eastAsia="Avenir Next"/>
+          <w:color w:val="5A5F66"/>
+          <w:sz w:val="17"/>
+          <w:szCs w:val="17"/>
+        </w:rPr>
+        <w:t xml:space="preserve">Does my model match my numbers? Did I label units? Does my answer make sense?</w:t>
+      </w:r>
+    </w:p>
     <w:p>
       <w:pPr>
         <w:spacing w:before="0" w:after="0" w:line="20" w:lineRule="exact"/>
